--- a/bm/MH/ISO.BM-MH-07-01 Phiếu thông tin nhà cung cấp mới.docx
+++ b/bm/MH/ISO.BM-MH-07-01 Phiếu thông tin nhà cung cấp mới.docx
@@ -166,7 +166,7 @@
     </w:tbl>
     <w:p>
       <w:pPr>
-        <w:spacing w:after="120" w:before="200"/>
+        <w:spacing w:after="120" w:before="200" w:line="360" w:lineRule="auto"/>
         <w:jc w:val="center"/>
       </w:pPr>
       <w:r>
@@ -184,7 +184,7 @@
     </w:p>
     <w:p>
       <w:pPr>
-        <w:spacing w:after="60" w:before="60"/>
+        <w:spacing w:after="120" w:before="60" w:line="360" w:lineRule="auto"/>
         <w:jc w:val="left"/>
       </w:pPr>
       <w:r>
@@ -202,7 +202,7 @@
     </w:p>
     <w:p>
       <w:pPr>
-        <w:spacing w:after="60" w:before="60"/>
+        <w:spacing w:after="120" w:before="60" w:line="360" w:lineRule="auto"/>
         <w:jc w:val="left"/>
       </w:pPr>
       <w:r>
@@ -227,12 +227,12 @@
           <w:sz w:val="22"/>
           <w:szCs w:val="22"/>
         </w:rPr>
-        <w:t xml:space="preserve">____________________________________________________________</w:t>
-      </w:r>
-    </w:p>
-    <w:p>
-      <w:pPr>
-        <w:spacing w:after="60" w:before="60"/>
+        <w:t>............................................................</w:t>
+      </w:r>
+    </w:p>
+    <w:p>
+      <w:pPr>
+        <w:spacing w:after="120" w:before="60" w:line="360" w:lineRule="auto"/>
         <w:jc w:val="left"/>
       </w:pPr>
       <w:r>
@@ -257,12 +257,12 @@
           <w:sz w:val="22"/>
           <w:szCs w:val="22"/>
         </w:rPr>
-        <w:t xml:space="preserve">____________________________________________________________</w:t>
-      </w:r>
-    </w:p>
-    <w:p>
-      <w:pPr>
-        <w:spacing w:after="60" w:before="60"/>
+        <w:t>............................................................</w:t>
+      </w:r>
+    </w:p>
+    <w:p>
+      <w:pPr>
+        <w:spacing w:after="120" w:before="60" w:line="360" w:lineRule="auto"/>
         <w:jc w:val="left"/>
       </w:pPr>
       <w:r>
@@ -287,12 +287,12 @@
           <w:sz w:val="22"/>
           <w:szCs w:val="22"/>
         </w:rPr>
-        <w:t xml:space="preserve">____________________________________________________________</w:t>
-      </w:r>
-    </w:p>
-    <w:p>
-      <w:pPr>
-        <w:spacing w:after="60" w:before="60"/>
+        <w:t>............................................................</w:t>
+      </w:r>
+    </w:p>
+    <w:p>
+      <w:pPr>
+        <w:spacing w:after="120" w:before="60" w:line="360" w:lineRule="auto"/>
         <w:jc w:val="left"/>
       </w:pPr>
       <w:r>
@@ -317,7 +317,7 @@
           <w:sz w:val="22"/>
           <w:szCs w:val="22"/>
         </w:rPr>
-        <w:t xml:space="preserve">______________________________    </w:t>
+        <w:t xml:space="preserve">..............................    </w:t>
       </w:r>
       <w:r>
         <w:rPr>
@@ -341,12 +341,12 @@
           <w:sz w:val="22"/>
           <w:szCs w:val="22"/>
         </w:rPr>
-        <w:t xml:space="preserve">______________________________</w:t>
-      </w:r>
-    </w:p>
-    <w:p>
-      <w:pPr>
-        <w:spacing w:after="60" w:before="60"/>
+        <w:t>..............................</w:t>
+      </w:r>
+    </w:p>
+    <w:p>
+      <w:pPr>
+        <w:spacing w:after="120" w:before="60" w:line="360" w:lineRule="auto"/>
         <w:jc w:val="left"/>
       </w:pPr>
       <w:r>
@@ -364,7 +364,7 @@
     </w:p>
     <w:p>
       <w:pPr>
-        <w:spacing w:after="60" w:before="60"/>
+        <w:spacing w:after="120" w:before="60" w:line="360" w:lineRule="auto"/>
         <w:jc w:val="left"/>
       </w:pPr>
       <w:r>
@@ -389,12 +389,12 @@
           <w:sz w:val="22"/>
           <w:szCs w:val="22"/>
         </w:rPr>
-        <w:t xml:space="preserve">____________________________________________________________</w:t>
-      </w:r>
-    </w:p>
-    <w:p>
-      <w:pPr>
-        <w:spacing w:after="60" w:before="60"/>
+        <w:t>............................................................</w:t>
+      </w:r>
+    </w:p>
+    <w:p>
+      <w:pPr>
+        <w:spacing w:after="120" w:before="60" w:line="360" w:lineRule="auto"/>
         <w:jc w:val="left"/>
       </w:pPr>
       <w:r>
@@ -419,7 +419,7 @@
           <w:sz w:val="22"/>
           <w:szCs w:val="22"/>
         </w:rPr>
-        <w:t xml:space="preserve">______________________________    </w:t>
+        <w:t xml:space="preserve">..............................    </w:t>
       </w:r>
       <w:r>
         <w:rPr>
@@ -443,12 +443,12 @@
           <w:sz w:val="22"/>
           <w:szCs w:val="22"/>
         </w:rPr>
-        <w:t xml:space="preserve">______________________________</w:t>
-      </w:r>
-    </w:p>
-    <w:p>
-      <w:pPr>
-        <w:spacing w:after="60" w:before="60"/>
+        <w:t>..............................</w:t>
+      </w:r>
+    </w:p>
+    <w:p>
+      <w:pPr>
+        <w:spacing w:after="120" w:before="60" w:line="360" w:lineRule="auto"/>
         <w:jc w:val="left"/>
       </w:pPr>
       <w:r>
@@ -473,12 +473,12 @@
           <w:sz w:val="22"/>
           <w:szCs w:val="22"/>
         </w:rPr>
-        <w:t xml:space="preserve">____________________________________________________________</w:t>
-      </w:r>
-    </w:p>
-    <w:p>
-      <w:pPr>
-        <w:spacing w:after="60" w:before="60"/>
+        <w:t>............................................................</w:t>
+      </w:r>
+    </w:p>
+    <w:p>
+      <w:pPr>
+        <w:spacing w:after="120" w:before="60" w:line="360" w:lineRule="auto"/>
         <w:jc w:val="left"/>
       </w:pPr>
       <w:r>
@@ -503,12 +503,12 @@
           <w:sz w:val="22"/>
           <w:szCs w:val="22"/>
         </w:rPr>
-        <w:t xml:space="preserve">____________________________________________________________</w:t>
-      </w:r>
-    </w:p>
-    <w:p>
-      <w:pPr>
-        <w:spacing w:after="60" w:before="60"/>
+        <w:t>............................................................</w:t>
+      </w:r>
+    </w:p>
+    <w:p>
+      <w:pPr>
+        <w:spacing w:after="120" w:before="60" w:line="360" w:lineRule="auto"/>
         <w:jc w:val="left"/>
       </w:pPr>
       <w:r>
@@ -533,7 +533,7 @@
           <w:sz w:val="22"/>
           <w:szCs w:val="22"/>
         </w:rPr>
-        <w:t xml:space="preserve">______________________________    </w:t>
+        <w:t xml:space="preserve">..............................    </w:t>
       </w:r>
       <w:r>
         <w:rPr>
@@ -557,12 +557,12 @@
           <w:sz w:val="22"/>
           <w:szCs w:val="22"/>
         </w:rPr>
-        <w:t xml:space="preserve">______________________________</w:t>
-      </w:r>
-    </w:p>
-    <w:p>
-      <w:pPr>
-        <w:spacing w:after="60" w:before="60"/>
+        <w:t>..............................</w:t>
+      </w:r>
+    </w:p>
+    <w:p>
+      <w:pPr>
+        <w:spacing w:after="120" w:before="60" w:line="360" w:lineRule="auto"/>
         <w:jc w:val="left"/>
       </w:pPr>
       <w:r>
@@ -580,7 +580,7 @@
     </w:p>
     <w:p>
       <w:pPr>
-        <w:spacing w:after="60" w:before="60"/>
+        <w:spacing w:after="120" w:before="60" w:line="360" w:lineRule="auto"/>
         <w:jc w:val="left"/>
       </w:pPr>
       <w:r>
@@ -605,12 +605,12 @@
           <w:sz w:val="22"/>
           <w:szCs w:val="22"/>
         </w:rPr>
-        <w:t xml:space="preserve">____________________________________________________________</w:t>
-      </w:r>
-    </w:p>
-    <w:p>
-      <w:pPr>
-        <w:spacing w:after="60" w:before="60"/>
+        <w:t>............................................................</w:t>
+      </w:r>
+    </w:p>
+    <w:p>
+      <w:pPr>
+        <w:spacing w:after="120" w:before="60" w:line="360" w:lineRule="auto"/>
         <w:jc w:val="left"/>
       </w:pPr>
       <w:r>
@@ -635,12 +635,12 @@
           <w:sz w:val="22"/>
           <w:szCs w:val="22"/>
         </w:rPr>
-        <w:t xml:space="preserve">____________________________________________________________</w:t>
-      </w:r>
-    </w:p>
-    <w:p>
-      <w:pPr>
-        <w:spacing w:after="60" w:before="60"/>
+        <w:t>............................................................</w:t>
+      </w:r>
+    </w:p>
+    <w:p>
+      <w:pPr>
+        <w:spacing w:after="120" w:before="60" w:line="360" w:lineRule="auto"/>
         <w:jc w:val="left"/>
       </w:pPr>
       <w:r>
@@ -658,7 +658,7 @@
     </w:p>
     <w:p>
       <w:pPr>
-        <w:spacing w:after="60" w:before="60"/>
+        <w:spacing w:after="120" w:before="60" w:line="360" w:lineRule="auto"/>
         <w:jc w:val="left"/>
       </w:pPr>
       <w:r>
@@ -683,7 +683,7 @@
           <w:sz w:val="22"/>
           <w:szCs w:val="22"/>
         </w:rPr>
-        <w:t xml:space="preserve">______________________________    </w:t>
+        <w:t xml:space="preserve">..............................    </w:t>
       </w:r>
       <w:r>
         <w:rPr>
@@ -707,12 +707,12 @@
           <w:sz w:val="22"/>
           <w:szCs w:val="22"/>
         </w:rPr>
-        <w:t xml:space="preserve">______________________________</w:t>
-      </w:r>
-    </w:p>
-    <w:p>
-      <w:pPr>
-        <w:spacing w:after="60" w:before="60"/>
+        <w:t>..............................</w:t>
+      </w:r>
+    </w:p>
+    <w:p>
+      <w:pPr>
+        <w:spacing w:after="120" w:before="60" w:line="360" w:lineRule="auto"/>
         <w:jc w:val="left"/>
       </w:pPr>
       <w:r>
@@ -737,12 +737,12 @@
           <w:sz w:val="22"/>
           <w:szCs w:val="22"/>
         </w:rPr>
-        <w:t xml:space="preserve">____________________________________________________________</w:t>
-      </w:r>
-    </w:p>
-    <w:p>
-      <w:pPr>
-        <w:spacing w:after="60" w:before="60"/>
+        <w:t>............................................................</w:t>
+      </w:r>
+    </w:p>
+    <w:p>
+      <w:pPr>
+        <w:spacing w:after="120" w:before="60" w:line="360" w:lineRule="auto"/>
         <w:jc w:val="left"/>
       </w:pPr>
       <w:r>
@@ -767,7 +767,7 @@
           <w:sz w:val="22"/>
           <w:szCs w:val="22"/>
         </w:rPr>
-        <w:t xml:space="preserve">______________________________    </w:t>
+        <w:t xml:space="preserve">..............................    </w:t>
       </w:r>
       <w:r>
         <w:rPr>
@@ -791,12 +791,12 @@
           <w:sz w:val="22"/>
           <w:szCs w:val="22"/>
         </w:rPr>
-        <w:t xml:space="preserve">______________________________</w:t>
-      </w:r>
-    </w:p>
-    <w:p>
-      <w:pPr>
-        <w:spacing w:after="60" w:before="60"/>
+        <w:t>..............................</w:t>
+      </w:r>
+    </w:p>
+    <w:p>
+      <w:pPr>
+        <w:spacing w:after="120" w:before="60" w:line="360" w:lineRule="auto"/>
         <w:jc w:val="left"/>
       </w:pPr>
       <w:r>
@@ -1403,7 +1403,7 @@
     </w:tbl>
     <w:p>
       <w:pPr>
-        <w:spacing w:after="60" w:before="60"/>
+        <w:spacing w:after="120" w:before="60" w:line="360" w:lineRule="auto"/>
         <w:jc w:val="left"/>
       </w:pPr>
       <w:r>
@@ -1891,7 +1891,7 @@
     </w:tbl>
     <w:p>
       <w:pPr>
-        <w:spacing w:after="60" w:before="60"/>
+        <w:spacing w:after="120" w:before="60" w:line="360" w:lineRule="auto"/>
         <w:jc w:val="left"/>
       </w:pPr>
       <w:r>
